--- a/docassemble/SmartDocx_sr/data/templates/resignation-of-director_sr.docx
+++ b/docassemble/SmartDocx_sr/data/templates/resignation-of-director_sr.docx
@@ -315,58 +315,58 @@
           <w:szCs w:val="24"/>
           <w:lang w:val="sr-Cyrl-CS"/>
         </w:rPr>
-        <w:t xml:space="preserve">{{ </w:t>
-      </w:r>
-      <w:r>
-        <w:rPr>
-          <w:rFonts w:asciiTheme="majorHAnsi" w:hAnsiTheme="majorHAnsi"/>
-          <w:sz w:val="24"/>
-          <w:szCs w:val="24"/>
-        </w:rPr>
-        <w:t>rod</w:t>
-      </w:r>
-      <w:r>
-        <w:rPr>
-          <w:rFonts w:asciiTheme="majorHAnsi" w:hAnsiTheme="majorHAnsi"/>
-          <w:sz w:val="24"/>
-          <w:szCs w:val="24"/>
-          <w:lang w:val="sr-Cyrl-CS"/>
-        </w:rPr>
-        <w:t>_</w:t>
-      </w:r>
-      <w:r>
-        <w:rPr>
-          <w:rFonts w:asciiTheme="majorHAnsi" w:hAnsiTheme="majorHAnsi"/>
-          <w:sz w:val="24"/>
-          <w:szCs w:val="24"/>
-        </w:rPr>
-        <w:t>company</w:t>
-      </w:r>
-      <w:r>
-        <w:rPr>
-          <w:rFonts w:asciiTheme="majorHAnsi" w:hAnsiTheme="majorHAnsi"/>
-          <w:sz w:val="24"/>
-          <w:szCs w:val="24"/>
-          <w:lang w:val="sr-Cyrl-CS"/>
-        </w:rPr>
-        <w:t>_</w:t>
-      </w:r>
-      <w:r>
-        <w:rPr>
-          <w:rFonts w:asciiTheme="majorHAnsi" w:hAnsiTheme="majorHAnsi"/>
-          <w:sz w:val="24"/>
-          <w:szCs w:val="24"/>
-        </w:rPr>
-        <w:t>name</w:t>
-      </w:r>
-      <w:r>
-        <w:rPr>
-          <w:rFonts w:asciiTheme="majorHAnsi" w:hAnsiTheme="majorHAnsi"/>
-          <w:sz w:val="24"/>
-          <w:szCs w:val="24"/>
-          <w:lang w:val="sr-Cyrl-CS"/>
-        </w:rPr>
-        <w:t xml:space="preserve"> }},</w:t>
+        <w:t xml:space="preserve">{{ rod_company_name }}</w:t>
+      </w:r>
+      <w:r>
+        <w:rPr>
+          <w:rFonts w:asciiTheme="majorHAnsi" w:hAnsiTheme="majorHAnsi"/>
+          <w:sz w:val="24"/>
+          <w:szCs w:val="24"/>
+        </w:rPr>
+        <w:t/>
+      </w:r>
+      <w:r>
+        <w:rPr>
+          <w:rFonts w:asciiTheme="majorHAnsi" w:hAnsiTheme="majorHAnsi"/>
+          <w:sz w:val="24"/>
+          <w:szCs w:val="24"/>
+          <w:lang w:val="sr-Cyrl-CS"/>
+        </w:rPr>
+        <w:t/>
+      </w:r>
+      <w:r>
+        <w:rPr>
+          <w:rFonts w:asciiTheme="majorHAnsi" w:hAnsiTheme="majorHAnsi"/>
+          <w:sz w:val="24"/>
+          <w:szCs w:val="24"/>
+        </w:rPr>
+        <w:t/>
+      </w:r>
+      <w:r>
+        <w:rPr>
+          <w:rFonts w:asciiTheme="majorHAnsi" w:hAnsiTheme="majorHAnsi"/>
+          <w:sz w:val="24"/>
+          <w:szCs w:val="24"/>
+          <w:lang w:val="sr-Cyrl-CS"/>
+        </w:rPr>
+        <w:t/>
+      </w:r>
+      <w:r>
+        <w:rPr>
+          <w:rFonts w:asciiTheme="majorHAnsi" w:hAnsiTheme="majorHAnsi"/>
+          <w:sz w:val="24"/>
+          <w:szCs w:val="24"/>
+        </w:rPr>
+        <w:t/>
+      </w:r>
+      <w:r>
+        <w:rPr>
+          <w:rFonts w:asciiTheme="majorHAnsi" w:hAnsiTheme="majorHAnsi"/>
+          <w:sz w:val="24"/>
+          <w:szCs w:val="24"/>
+          <w:lang w:val="sr-Cyrl-CS"/>
+        </w:rPr>
+        <w:t xml:space="preserve">,</w:t>
       </w:r>
       <w:r>
         <w:rPr>
@@ -384,58 +384,58 @@
           <w:szCs w:val="24"/>
           <w:lang w:val="sr-Cyrl-CS"/>
         </w:rPr>
-        <w:t xml:space="preserve">{{ </w:t>
-      </w:r>
-      <w:r>
-        <w:rPr>
-          <w:rFonts w:asciiTheme="majorHAnsi" w:hAnsiTheme="majorHAnsi"/>
-          <w:sz w:val="24"/>
-          <w:szCs w:val="24"/>
-        </w:rPr>
-        <w:t>rod</w:t>
-      </w:r>
-      <w:r>
-        <w:rPr>
-          <w:rFonts w:asciiTheme="majorHAnsi" w:hAnsiTheme="majorHAnsi"/>
-          <w:sz w:val="24"/>
-          <w:szCs w:val="24"/>
-          <w:lang w:val="sr-Cyrl-CS"/>
-        </w:rPr>
-        <w:t>_</w:t>
-      </w:r>
-      <w:r>
-        <w:rPr>
-          <w:rFonts w:asciiTheme="majorHAnsi" w:hAnsiTheme="majorHAnsi"/>
-          <w:sz w:val="24"/>
-          <w:szCs w:val="24"/>
-        </w:rPr>
-        <w:t>company</w:t>
-      </w:r>
-      <w:r>
-        <w:rPr>
-          <w:rFonts w:asciiTheme="majorHAnsi" w:hAnsiTheme="majorHAnsi"/>
-          <w:sz w:val="24"/>
-          <w:szCs w:val="24"/>
-          <w:lang w:val="sr-Cyrl-CS"/>
-        </w:rPr>
-        <w:t>_</w:t>
-      </w:r>
-      <w:r>
-        <w:rPr>
-          <w:rFonts w:asciiTheme="majorHAnsi" w:hAnsiTheme="majorHAnsi"/>
-          <w:sz w:val="24"/>
-          <w:szCs w:val="24"/>
-        </w:rPr>
-        <w:t>id</w:t>
-      </w:r>
-      <w:r>
-        <w:rPr>
-          <w:rFonts w:asciiTheme="majorHAnsi" w:hAnsiTheme="majorHAnsi"/>
-          <w:sz w:val="24"/>
-          <w:szCs w:val="24"/>
-          <w:lang w:val="sr-Cyrl-CS"/>
-        </w:rPr>
-        <w:t xml:space="preserve"> }}</w:t>
+        <w:t xml:space="preserve">{{ rod_company_id }}</w:t>
+      </w:r>
+      <w:r>
+        <w:rPr>
+          <w:rFonts w:asciiTheme="majorHAnsi" w:hAnsiTheme="majorHAnsi"/>
+          <w:sz w:val="24"/>
+          <w:szCs w:val="24"/>
+        </w:rPr>
+        <w:t/>
+      </w:r>
+      <w:r>
+        <w:rPr>
+          <w:rFonts w:asciiTheme="majorHAnsi" w:hAnsiTheme="majorHAnsi"/>
+          <w:sz w:val="24"/>
+          <w:szCs w:val="24"/>
+          <w:lang w:val="sr-Cyrl-CS"/>
+        </w:rPr>
+        <w:t/>
+      </w:r>
+      <w:r>
+        <w:rPr>
+          <w:rFonts w:asciiTheme="majorHAnsi" w:hAnsiTheme="majorHAnsi"/>
+          <w:sz w:val="24"/>
+          <w:szCs w:val="24"/>
+        </w:rPr>
+        <w:t/>
+      </w:r>
+      <w:r>
+        <w:rPr>
+          <w:rFonts w:asciiTheme="majorHAnsi" w:hAnsiTheme="majorHAnsi"/>
+          <w:sz w:val="24"/>
+          <w:szCs w:val="24"/>
+          <w:lang w:val="sr-Cyrl-CS"/>
+        </w:rPr>
+        <w:t/>
+      </w:r>
+      <w:r>
+        <w:rPr>
+          <w:rFonts w:asciiTheme="majorHAnsi" w:hAnsiTheme="majorHAnsi"/>
+          <w:sz w:val="24"/>
+          <w:szCs w:val="24"/>
+        </w:rPr>
+        <w:t/>
+      </w:r>
+      <w:r>
+        <w:rPr>
+          <w:rFonts w:asciiTheme="majorHAnsi" w:hAnsiTheme="majorHAnsi"/>
+          <w:sz w:val="24"/>
+          <w:szCs w:val="24"/>
+          <w:lang w:val="sr-Cyrl-CS"/>
+        </w:rPr>
+        <w:t xml:space="preserve"/>
       </w:r>
       <w:r>
         <w:rPr>
@@ -461,46 +461,46 @@
           <w:rFonts w:ascii="Cambria" w:hAnsi="Cambria"/>
           <w:lang w:val="sr-Cyrl-CS"/>
         </w:rPr>
-        <w:t xml:space="preserve">{{ </w:t>
-      </w:r>
-      <w:r>
-        <w:rPr>
-          <w:rFonts w:ascii="Cambria" w:hAnsi="Cambria"/>
-        </w:rPr>
-        <w:t>rod</w:t>
-      </w:r>
-      <w:r>
-        <w:rPr>
-          <w:rFonts w:ascii="Cambria" w:hAnsi="Cambria"/>
-          <w:lang w:val="sr-Cyrl-CS"/>
-        </w:rPr>
-        <w:t>_</w:t>
-      </w:r>
-      <w:r>
-        <w:rPr>
-          <w:rFonts w:ascii="Cambria" w:hAnsi="Cambria"/>
-        </w:rPr>
-        <w:t>rejection</w:t>
-      </w:r>
-      <w:r>
-        <w:rPr>
-          <w:rFonts w:ascii="Cambria" w:hAnsi="Cambria"/>
-          <w:lang w:val="sr-Cyrl-CS"/>
-        </w:rPr>
-        <w:t>_</w:t>
-      </w:r>
-      <w:r>
-        <w:rPr>
-          <w:rFonts w:ascii="Cambria" w:hAnsi="Cambria"/>
-        </w:rPr>
-        <w:t>reason</w:t>
-      </w:r>
-      <w:r>
-        <w:rPr>
-          <w:rFonts w:ascii="Cambria" w:hAnsi="Cambria"/>
-          <w:lang w:val="sr-Cyrl-CS"/>
-        </w:rPr>
-        <w:t xml:space="preserve">  }}</w:t>
+        <w:t xml:space="preserve">{{ rod_rejection_reason }}</w:t>
+      </w:r>
+      <w:r>
+        <w:rPr>
+          <w:rFonts w:ascii="Cambria" w:hAnsi="Cambria"/>
+        </w:rPr>
+        <w:t/>
+      </w:r>
+      <w:r>
+        <w:rPr>
+          <w:rFonts w:ascii="Cambria" w:hAnsi="Cambria"/>
+          <w:lang w:val="sr-Cyrl-CS"/>
+        </w:rPr>
+        <w:t/>
+      </w:r>
+      <w:r>
+        <w:rPr>
+          <w:rFonts w:ascii="Cambria" w:hAnsi="Cambria"/>
+        </w:rPr>
+        <w:t/>
+      </w:r>
+      <w:r>
+        <w:rPr>
+          <w:rFonts w:ascii="Cambria" w:hAnsi="Cambria"/>
+          <w:lang w:val="sr-Cyrl-CS"/>
+        </w:rPr>
+        <w:t/>
+      </w:r>
+      <w:r>
+        <w:rPr>
+          <w:rFonts w:ascii="Cambria" w:hAnsi="Cambria"/>
+        </w:rPr>
+        <w:t/>
+      </w:r>
+      <w:r>
+        <w:rPr>
+          <w:rFonts w:ascii="Cambria" w:hAnsi="Cambria"/>
+          <w:lang w:val="sr-Cyrl-CS"/>
+        </w:rPr>
+        <w:t xml:space="preserve"/>
       </w:r>
     </w:p>
     <w:p>
@@ -538,46 +538,46 @@
         <w:rPr>
           <w:rFonts w:ascii="Cambria" w:hAnsi="Cambria"/>
         </w:rPr>
-        <w:t xml:space="preserve">{{ </w:t>
+        <w:t xml:space="preserve">{{ rod_rejection_recipient }}</w:t>
       </w:r>
       <w:proofErr w:type="spellStart"/>
       <w:r>
         <w:rPr>
           <w:rFonts w:ascii="Cambria" w:hAnsi="Cambria"/>
         </w:rPr>
-        <w:t>rod</w:t>
+        <w:t/>
       </w:r>
       <w:proofErr w:type="gramEnd"/>
       <w:r>
         <w:rPr>
           <w:rFonts w:ascii="Cambria" w:hAnsi="Cambria"/>
         </w:rPr>
-        <w:t>_</w:t>
-      </w:r>
-      <w:r>
-        <w:rPr>
-          <w:rFonts w:ascii="Cambria" w:hAnsi="Cambria"/>
-        </w:rPr>
-        <w:t>rejection</w:t>
-      </w:r>
-      <w:r>
-        <w:rPr>
-          <w:rFonts w:ascii="Cambria" w:hAnsi="Cambria"/>
-        </w:rPr>
-        <w:t>_</w:t>
-      </w:r>
-      <w:r>
-        <w:rPr>
-          <w:rFonts w:ascii="Cambria" w:hAnsi="Cambria"/>
-        </w:rPr>
-        <w:t>recipient</w:t>
+        <w:t/>
+      </w:r>
+      <w:r>
+        <w:rPr>
+          <w:rFonts w:ascii="Cambria" w:hAnsi="Cambria"/>
+        </w:rPr>
+        <w:t/>
+      </w:r>
+      <w:r>
+        <w:rPr>
+          <w:rFonts w:ascii="Cambria" w:hAnsi="Cambria"/>
+        </w:rPr>
+        <w:t/>
+      </w:r>
+      <w:r>
+        <w:rPr>
+          <w:rFonts w:ascii="Cambria" w:hAnsi="Cambria"/>
+        </w:rPr>
+        <w:t/>
       </w:r>
       <w:proofErr w:type="spellEnd"/>
       <w:r>
         <w:rPr>
           <w:rFonts w:ascii="Cambria" w:hAnsi="Cambria"/>
         </w:rPr>
-        <w:t xml:space="preserve"> }}.</w:t>
+        <w:t xml:space="preserve">.</w:t>
       </w:r>
     </w:p>
     <w:p>
@@ -654,7 +654,7 @@
           <w:sz w:val="24"/>
           <w:szCs w:val="24"/>
         </w:rPr>
-        <w:t>{{</w:t>
+        <w:t>{{ rod_client_signature }}</w:t>
       </w:r>
       <w:proofErr w:type="spellStart"/>
       <w:r>
@@ -663,7 +663,7 @@
           <w:sz w:val="24"/>
           <w:szCs w:val="24"/>
         </w:rPr>
-        <w:t>rod_client_signature</w:t>
+        <w:t/>
       </w:r>
       <w:proofErr w:type="spellEnd"/>
       <w:r>
@@ -672,7 +672,7 @@
           <w:sz w:val="24"/>
           <w:szCs w:val="24"/>
         </w:rPr>
-        <w:t>}}</w:t>
+        <w:t/>
       </w:r>
     </w:p>
     <w:p>
@@ -700,7 +700,7 @@
           <w:sz w:val="24"/>
           <w:szCs w:val="24"/>
         </w:rPr>
-        <w:t xml:space="preserve">{{ </w:t>
+        <w:t xml:space="preserve">{{ rod_date_signed }}</w:t>
       </w:r>
       <w:proofErr w:type="spellStart"/>
       <w:r>
@@ -709,7 +709,7 @@
           <w:sz w:val="24"/>
           <w:szCs w:val="24"/>
         </w:rPr>
-        <w:t>rod_date_signed</w:t>
+        <w:t/>
       </w:r>
       <w:proofErr w:type="spellEnd"/>
       <w:r>
@@ -718,15 +718,15 @@
           <w:sz w:val="24"/>
           <w:szCs w:val="24"/>
         </w:rPr>
-        <w:t xml:space="preserve"> </w:t>
-      </w:r>
-      <w:r>
-        <w:rPr>
-          <w:rFonts w:asciiTheme="majorHAnsi" w:hAnsiTheme="majorHAnsi"/>
-          <w:sz w:val="24"/>
-          <w:szCs w:val="24"/>
-        </w:rPr>
-        <w:t>}}</w:t>
+        <w:t xml:space="preserve"/>
+      </w:r>
+      <w:r>
+        <w:rPr>
+          <w:rFonts w:asciiTheme="majorHAnsi" w:hAnsiTheme="majorHAnsi"/>
+          <w:sz w:val="24"/>
+          <w:szCs w:val="24"/>
+        </w:rPr>
+        <w:t/>
       </w:r>
       <w:r>
         <w:rPr>
@@ -770,7 +770,7 @@
           <w:sz w:val="24"/>
           <w:szCs w:val="24"/>
         </w:rPr>
-        <w:t xml:space="preserve">{{ </w:t>
+        <w:t xml:space="preserve">{{ rod_client_individual }}</w:t>
       </w:r>
       <w:proofErr w:type="spellStart"/>
       <w:r>
@@ -779,7 +779,7 @@
           <w:sz w:val="24"/>
           <w:szCs w:val="24"/>
         </w:rPr>
-        <w:t>rod_client_individual</w:t>
+        <w:t/>
       </w:r>
       <w:proofErr w:type="spellEnd"/>
       <w:r>
@@ -788,7 +788,7 @@
           <w:sz w:val="24"/>
           <w:szCs w:val="24"/>
         </w:rPr>
-        <w:t xml:space="preserve"> }}</w:t>
+        <w:t xml:space="preserve"/>
       </w:r>
     </w:p>
     <w:p>

--- a/docassemble/SmartDocx_sr/data/templates/resignation-of-director_sr.docx
+++ b/docassemble/SmartDocx_sr/data/templates/resignation-of-director_sr.docx
@@ -859,42 +859,8 @@
 </file>
 
 <file path=word/footer1.xml><?xml version="1.0" encoding="utf-8"?>
-<w:ftr xmlns:wpc="http://schemas.microsoft.com/office/word/2010/wordprocessingCanvas" xmlns:cx="http://schemas.microsoft.com/office/drawing/2014/chartex" xmlns:cx1="http://schemas.microsoft.com/office/drawing/2015/9/8/chartex" xmlns:cx2="http://schemas.microsoft.com/office/drawing/2015/10/21/chartex" xmlns:cx3="http://schemas.microsoft.com/office/drawing/2016/5/9/chartex" xmlns:cx4="http://schemas.microsoft.com/office/drawing/2016/5/10/chartex" xmlns:cx5="http://schemas.microsoft.com/office/drawing/2016/5/11/chartex" xmlns:cx6="http://schemas.microsoft.com/office/drawing/2016/5/12/chartex" xmlns:cx7="http://schemas.microsoft.com/office/drawing/2016/5/13/chartex" xmlns:cx8="http://schemas.microsoft.com/office/drawing/2016/5/14/chartex" xmlns:mc="http://schemas.openxmlformats.org/markup-compatibility/2006" xmlns:aink="http://schemas.microsoft.com/office/drawing/2016/ink" xmlns:am3d="http://schemas.microsoft.com/office/drawing/2017/model3d" xmlns:o="urn:schemas-microsoft-com:office:office" xmlns:oel="http://schemas.microsoft.com/office/2019/extlst" xmlns:r="http://schemas.openxmlformats.org/officeDocument/2006/relationships" xmlns:m="http://schemas.openxmlformats.org/officeDocument/2006/math" xmlns:v="urn:schemas-microsoft-com:vml" xmlns:wp14="http://schemas.microsoft.com/office/word/2010/wordprocessingDrawing" xmlns:wp="http://schemas.openxmlformats.org/drawingml/2006/wordprocessingDrawing" xmlns:w10="urn:schemas-microsoft-com:office:word" xmlns:w="http://schemas.openxmlformats.org/wordprocessingml/2006/main" xmlns:w14="http://schemas.microsoft.com/office/word/2010/wordml" xmlns:w15="http://schemas.microsoft.com/office/word/2012/wordml" xmlns:w16cex="http://schemas.microsoft.com/office/word/2018/wordml/cex" xmlns:w16cid="http://schemas.microsoft.com/office/word/2016/wordml/cid" xmlns:w16="http://schemas.microsoft.com/office/word/2018/wordml" xmlns:w16du="http://schemas.microsoft.com/office/word/2023/wordml/word16du" xmlns:w16sdtdh="http://schemas.microsoft.com/office/word/2020/wordml/sdtdatahash" xmlns:w16se="http://schemas.microsoft.com/office/word/2015/wordml/symex" xmlns:wpg="http://schemas.microsoft.com/office/word/2010/wordprocessingGroup" xmlns:wpi="http://schemas.microsoft.com/office/word/2010/wordprocessingInk" xmlns:wne="http://schemas.microsoft.com/office/word/2006/wordml" xmlns:wps="http://schemas.microsoft.com/office/word/2010/wordprocessingShape" mc:Ignorable="w14 w15 w16se w16cid w16 w16cex w16sdtdh w16du wp14">
-  <w:p>
-    <w:pPr>
-      <w:jc w:val="center"/>
-    </w:pPr>
-    <w:r>
-      <w:t xml:space="preserve">{{p </w:t>
-    </w:r>
-    <w:proofErr w:type="spellStart"/>
-    <w:r>
-      <w:t>include_docx_template</w:t>
-    </w:r>
-    <w:proofErr w:type="spellEnd"/>
-    <w:r>
-      <w:t>(</w:t>
-    </w:r>
-    <w:proofErr w:type="spellStart"/>
-    <w:r>
-      <w:t>l</w:t>
-    </w:r>
-    <w:r>
-      <w:t>f</w:t>
-    </w:r>
-    <w:r>
-      <w:t>Var</w:t>
-    </w:r>
-    <w:proofErr w:type="spellEnd"/>
-    <w:proofErr w:type="gramStart"/>
-    <w:r>
-      <w:t>) }</w:t>
-    </w:r>
-    <w:proofErr w:type="gramEnd"/>
-    <w:r>
-      <w:t>}</w:t>
-    </w:r>
-  </w:p>
+<w:ftr xmlns:wpc="http://schemas.microsoft.com/office/word/2010/wordprocessingCanvas" xmlns:mc="http://schemas.openxmlformats.org/markup-compatibility/2006" xmlns:o="urn:schemas-microsoft-com:office:office" xmlns:r="http://schemas.openxmlformats.org/officeDocument/2006/relationships" xmlns:m="http://schemas.openxmlformats.org/officeDocument/2006/math" xmlns:v="urn:schemas-microsoft-com:vml" xmlns:wp14="http://schemas.microsoft.com/office/word/2010/wordprocessingDrawing" xmlns:wp="http://schemas.openxmlformats.org/drawingml/2006/wordprocessingDrawing" xmlns:w10="urn:schemas-microsoft-com:office:word" xmlns:w="http://schemas.openxmlformats.org/wordprocessingml/2006/main" xmlns:w14="http://schemas.microsoft.com/office/word/2010/wordml" xmlns:w15="http://schemas.microsoft.com/office/word/2012/wordml" xmlns:wpg="http://schemas.microsoft.com/office/word/2010/wordprocessingGroup" xmlns:wpi="http://schemas.microsoft.com/office/word/2010/wordprocessingInk" xmlns:wne="http://schemas.microsoft.com/office/word/2006/wordml" xmlns:a="http://schemas.openxmlformats.org/drawingml/2006/main" xmlns:wps="http://schemas.microsoft.com/office/word/2010/wordprocessingShape" mc:Ignorable="w14 w15 wp14">
+  <w:p/>
 </w:ftr>
 </file>
 
@@ -924,36 +890,8 @@
 </file>
 
 <file path=word/header1.xml><?xml version="1.0" encoding="utf-8"?>
-<w:hdr xmlns:wpc="http://schemas.microsoft.com/office/word/2010/wordprocessingCanvas" xmlns:cx="http://schemas.microsoft.com/office/drawing/2014/chartex" xmlns:cx1="http://schemas.microsoft.com/office/drawing/2015/9/8/chartex" xmlns:cx2="http://schemas.microsoft.com/office/drawing/2015/10/21/chartex" xmlns:cx3="http://schemas.microsoft.com/office/drawing/2016/5/9/chartex" xmlns:cx4="http://schemas.microsoft.com/office/drawing/2016/5/10/chartex" xmlns:cx5="http://schemas.microsoft.com/office/drawing/2016/5/11/chartex" xmlns:cx6="http://schemas.microsoft.com/office/drawing/2016/5/12/chartex" xmlns:cx7="http://schemas.microsoft.com/office/drawing/2016/5/13/chartex" xmlns:cx8="http://schemas.microsoft.com/office/drawing/2016/5/14/chartex" xmlns:mc="http://schemas.openxmlformats.org/markup-compatibility/2006" xmlns:aink="http://schemas.microsoft.com/office/drawing/2016/ink" xmlns:am3d="http://schemas.microsoft.com/office/drawing/2017/model3d" xmlns:o="urn:schemas-microsoft-com:office:office" xmlns:oel="http://schemas.microsoft.com/office/2019/extlst" xmlns:r="http://schemas.openxmlformats.org/officeDocument/2006/relationships" xmlns:m="http://schemas.openxmlformats.org/officeDocument/2006/math" xmlns:v="urn:schemas-microsoft-com:vml" xmlns:wp14="http://schemas.microsoft.com/office/word/2010/wordprocessingDrawing" xmlns:wp="http://schemas.openxmlformats.org/drawingml/2006/wordprocessingDrawing" xmlns:w10="urn:schemas-microsoft-com:office:word" xmlns:w="http://schemas.openxmlformats.org/wordprocessingml/2006/main" xmlns:w14="http://schemas.microsoft.com/office/word/2010/wordml" xmlns:w15="http://schemas.microsoft.com/office/word/2012/wordml" xmlns:w16cex="http://schemas.microsoft.com/office/word/2018/wordml/cex" xmlns:w16cid="http://schemas.microsoft.com/office/word/2016/wordml/cid" xmlns:w16="http://schemas.microsoft.com/office/word/2018/wordml" xmlns:w16du="http://schemas.microsoft.com/office/word/2023/wordml/word16du" xmlns:w16sdtdh="http://schemas.microsoft.com/office/word/2020/wordml/sdtdatahash" xmlns:w16se="http://schemas.microsoft.com/office/word/2015/wordml/symex" xmlns:wpg="http://schemas.microsoft.com/office/word/2010/wordprocessingGroup" xmlns:wpi="http://schemas.microsoft.com/office/word/2010/wordprocessingInk" xmlns:wne="http://schemas.microsoft.com/office/word/2006/wordml" xmlns:wps="http://schemas.microsoft.com/office/word/2010/wordprocessingShape" mc:Ignorable="w14 w15 w16se w16cid w16 w16cex w16sdtdh w16du wp14">
-  <w:p>
-    <w:pPr>
-      <w:jc w:val="center"/>
-    </w:pPr>
-    <w:r>
-      <w:t xml:space="preserve">{{p </w:t>
-    </w:r>
-    <w:proofErr w:type="spellStart"/>
-    <w:r>
-      <w:t>include_docx_template</w:t>
-    </w:r>
-    <w:proofErr w:type="spellEnd"/>
-    <w:r>
-      <w:t>(</w:t>
-    </w:r>
-    <w:proofErr w:type="spellStart"/>
-    <w:r>
-      <w:t>lhVar</w:t>
-    </w:r>
-    <w:proofErr w:type="spellEnd"/>
-    <w:proofErr w:type="gramStart"/>
-    <w:r>
-      <w:t>) }</w:t>
-    </w:r>
-    <w:proofErr w:type="gramEnd"/>
-    <w:r>
-      <w:t>}</w:t>
-    </w:r>
-  </w:p>
+<w:hdr xmlns:wpc="http://schemas.microsoft.com/office/word/2010/wordprocessingCanvas" xmlns:mc="http://schemas.openxmlformats.org/markup-compatibility/2006" xmlns:o="urn:schemas-microsoft-com:office:office" xmlns:r="http://schemas.openxmlformats.org/officeDocument/2006/relationships" xmlns:m="http://schemas.openxmlformats.org/officeDocument/2006/math" xmlns:v="urn:schemas-microsoft-com:vml" xmlns:wp14="http://schemas.microsoft.com/office/word/2010/wordprocessingDrawing" xmlns:wp="http://schemas.openxmlformats.org/drawingml/2006/wordprocessingDrawing" xmlns:w10="urn:schemas-microsoft-com:office:word" xmlns:w="http://schemas.openxmlformats.org/wordprocessingml/2006/main" xmlns:w14="http://schemas.microsoft.com/office/word/2010/wordml" xmlns:w15="http://schemas.microsoft.com/office/word/2012/wordml" xmlns:wpg="http://schemas.microsoft.com/office/word/2010/wordprocessingGroup" xmlns:wpi="http://schemas.microsoft.com/office/word/2010/wordprocessingInk" xmlns:wne="http://schemas.microsoft.com/office/word/2006/wordml" xmlns:a="http://schemas.openxmlformats.org/drawingml/2006/main" xmlns:wps="http://schemas.microsoft.com/office/word/2010/wordprocessingShape" mc:Ignorable="w14 w15 wp14">
+  <w:p/>
 </w:hdr>
 </file>
 
